--- a/mokun1/2fin/word/m1s2_grammar_test_exam.docx
+++ b/mokun1/2fin/word/m1s2_grammar_test_exam.docx
@@ -147,7 +147,7 @@
           <w:sz w:val="18"/>
           <w:u w:val="none"/>
         </w:rPr>
-        <w:t>I ________ to recycle more plastic bottles this year.</w:t>
+        <w:t>I ________ to fix it and reuse it.</w:t>
       </w:r>
     </w:p>
     <w:p>
@@ -163,7 +163,7 @@
           <w:sz w:val="18"/>
           <w:u w:val="none"/>
         </w:rPr>
-        <w:t>① want</w:t>
+        <w:t>① decided</w:t>
       </w:r>
       <w:r>
         <w:rPr>
@@ -183,7 +183,7 @@
           <w:sz w:val="18"/>
           <w:u w:val="none"/>
         </w:rPr>
-        <w:t>② hope</w:t>
+        <w:t>② wanted</w:t>
       </w:r>
       <w:r>
         <w:rPr>
@@ -203,7 +203,7 @@
           <w:sz w:val="18"/>
           <w:u w:val="none"/>
         </w:rPr>
-        <w:t>③ plan</w:t>
+        <w:t>③ guessed</w:t>
       </w:r>
       <w:r>
         <w:rPr>
@@ -223,7 +223,7 @@
           <w:sz w:val="18"/>
           <w:u w:val="none"/>
         </w:rPr>
-        <w:t>④ enjoy</w:t>
+        <w:t>④ hoped</w:t>
       </w:r>
       <w:r>
         <w:rPr>
@@ -243,7 +243,7 @@
           <w:sz w:val="18"/>
           <w:u w:val="none"/>
         </w:rPr>
-        <w:t>⑤ decided</w:t>
+        <w:t>⑤ planned</w:t>
       </w:r>
     </w:p>
     <w:p>
@@ -300,7 +300,7 @@
           <w:sz w:val="18"/>
           <w:u w:val="none"/>
         </w:rPr>
-        <w:t>• (A)[To protect / Protect] the ocean is everyone's duty.</w:t>
+        <w:t>• (A)[To stay / Stay] healthy is important to him.</w:t>
       </w:r>
       <w:r>
         <w:br/>
@@ -313,7 +313,7 @@
           <w:sz w:val="18"/>
           <w:u w:val="none"/>
         </w:rPr>
-        <w:t>• It is easy (B)[recycle / to recycle] aluminum cans.</w:t>
+        <w:t>• It is scary (B)[speak / to speak] English in front of people.</w:t>
       </w:r>
       <w:r>
         <w:br/>
@@ -326,7 +326,7 @@
           <w:sz w:val="18"/>
           <w:u w:val="none"/>
         </w:rPr>
-        <w:t>• My dream is (C)[become / to become] a scientist.</w:t>
+        <w:t>• Suzy's dream is (C)[be / to be] a pilot in the future.</w:t>
       </w:r>
     </w:p>
     <w:p>
@@ -342,7 +342,7 @@
           <w:sz w:val="18"/>
           <w:u w:val="none"/>
         </w:rPr>
-        <w:t>① To protect — recycle — become</w:t>
+        <w:t>① Stay — to speak — to be</w:t>
       </w:r>
     </w:p>
     <w:p>
@@ -358,7 +358,7 @@
           <w:sz w:val="18"/>
           <w:u w:val="none"/>
         </w:rPr>
-        <w:t>② Protect — to recycle — to become</w:t>
+        <w:t>② To stay — speak — to be</w:t>
       </w:r>
     </w:p>
     <w:p>
@@ -374,7 +374,7 @@
           <w:sz w:val="18"/>
           <w:u w:val="none"/>
         </w:rPr>
-        <w:t>③ To protect — to recycle — become</w:t>
+        <w:t>③ To stay — to speak — be</w:t>
       </w:r>
     </w:p>
     <w:p>
@@ -390,7 +390,7 @@
           <w:sz w:val="18"/>
           <w:u w:val="none"/>
         </w:rPr>
-        <w:t>④ Protect — recycle — to become</w:t>
+        <w:t>④ Stay — speak — be</w:t>
       </w:r>
     </w:p>
     <w:p>
@@ -406,7 +406,7 @@
           <w:sz w:val="18"/>
           <w:u w:val="none"/>
         </w:rPr>
-        <w:t>⑤ To protect — to recycle — to become</w:t>
+        <w:t>⑤ To stay — to speak — to be</w:t>
       </w:r>
     </w:p>
     <w:p>
@@ -468,7 +468,7 @@
           <w:sz w:val="18"/>
           <w:u w:val="none"/>
         </w:rPr>
-        <w:t>• To pick up trash on the beach (A)[is / are] fun.</w:t>
+        <w:t>• To help others (A)[brings / bring] happiness.</w:t>
       </w:r>
       <w:r>
         <w:br/>
@@ -481,7 +481,7 @@
           <w:sz w:val="18"/>
           <w:u w:val="none"/>
         </w:rPr>
-        <w:t>• To make new friends at the plogging club (B)[make / makes] me happy.</w:t>
+        <w:t>• To watch dramas (B)[is / are] fun.</w:t>
       </w:r>
     </w:p>
     <w:p>
@@ -497,7 +497,7 @@
           <w:sz w:val="18"/>
           <w:u w:val="none"/>
         </w:rPr>
-        <w:t>① is — makes</w:t>
+        <w:t>① bring — are</w:t>
       </w:r>
       <w:r>
         <w:rPr>
@@ -517,7 +517,7 @@
           <w:sz w:val="18"/>
           <w:u w:val="none"/>
         </w:rPr>
-        <w:t>② are — makes</w:t>
+        <w:t>② brings — is</w:t>
       </w:r>
       <w:r>
         <w:rPr>
@@ -537,7 +537,7 @@
           <w:sz w:val="18"/>
           <w:u w:val="none"/>
         </w:rPr>
-        <w:t>③ is — make</w:t>
+        <w:t>③ bring — is</w:t>
       </w:r>
       <w:r>
         <w:rPr>
@@ -557,7 +557,7 @@
           <w:sz w:val="18"/>
           <w:u w:val="none"/>
         </w:rPr>
-        <w:t>④ are — make</w:t>
+        <w:t>④ brings — are</w:t>
       </w:r>
       <w:r>
         <w:rPr>
@@ -577,7 +577,7 @@
           <w:sz w:val="18"/>
           <w:u w:val="none"/>
         </w:rPr>
-        <w:t>⑤ be — making</w:t>
+        <w:t>⑤ bringing — is</w:t>
       </w:r>
     </w:p>
     <w:p>
@@ -599,7 +599,7 @@
           <w:sz w:val="18"/>
           <w:u w:val="none"/>
         </w:rPr>
-        <w:t>[4~6] 다음 하나의 일기를 읽고 물음에 답하시오.</w:t>
+        <w:t>[4~6] 다음 글을 읽고 물음에 답하시오.</w:t>
       </w:r>
     </w:p>
     <w:p>
@@ -610,12 +610,35 @@
       <w:r>
         <w:rPr>
           <w:rFonts w:ascii="맑은 고딕" w:hAnsi="맑은 고딕" w:eastAsia="맑은 고딕"/>
-          <w:b w:val="0"/>
-          <w:i w:val="0"/>
-          <w:sz w:val="18"/>
-          <w:u w:val="none"/>
-        </w:rPr>
-        <w:t>Today I joined my school's zero-waste challenge. First, I decided ⓐ</w:t>
+          <w:b/>
+          <w:i w:val="0"/>
+          <w:sz w:val="18"/>
+          <w:u w:val="none"/>
+        </w:rPr>
+        <w:t>Challenge 02 Reuse</w:t>
+      </w:r>
+      <w:r>
+        <w:br/>
+      </w:r>
+      <w:r>
+        <w:rPr>
+          <w:rFonts w:ascii="맑은 고딕" w:hAnsi="맑은 고딕" w:eastAsia="맑은 고딕"/>
+          <w:b/>
+          <w:i w:val="0"/>
+          <w:sz w:val="18"/>
+          <w:u w:val="none"/>
+        </w:rPr>
+        <w:t>Domingo:</w:t>
+      </w:r>
+      <w:r>
+        <w:rPr>
+          <w:rFonts w:ascii="맑은 고딕" w:hAnsi="맑은 고딕" w:eastAsia="맑은 고딕"/>
+          <w:b w:val="0"/>
+          <w:i w:val="0"/>
+          <w:sz w:val="18"/>
+          <w:u w:val="none"/>
+        </w:rPr>
+        <w:t xml:space="preserve"> My dog tore my bag. I wanted ⓐ</w:t>
       </w:r>
       <w:r>
         <w:rPr>
@@ -625,17 +648,17 @@
           <w:sz w:val="18"/>
           <w:u w:val="single"/>
         </w:rPr>
-        <w:t>to bring</w:t>
-      </w:r>
-      <w:r>
-        <w:rPr>
-          <w:rFonts w:ascii="맑은 고딕" w:hAnsi="맑은 고딕" w:eastAsia="맑은 고딕"/>
-          <w:b w:val="0"/>
-          <w:i w:val="0"/>
-          <w:sz w:val="18"/>
-          <w:u w:val="none"/>
-        </w:rPr>
-        <w:t xml:space="preserve"> my own cup to school. ⓑ</w:t>
+        <w:t>to buy</w:t>
+      </w:r>
+      <w:r>
+        <w:rPr>
+          <w:rFonts w:ascii="맑은 고딕" w:hAnsi="맑은 고딕" w:eastAsia="맑은 고딕"/>
+          <w:b w:val="0"/>
+          <w:i w:val="0"/>
+          <w:sz w:val="18"/>
+          <w:u w:val="none"/>
+        </w:rPr>
+        <w:t xml:space="preserve"> a new one, but I thought again. I learned (ㄱ)</w:t>
       </w:r>
       <w:r>
         <w:rPr>
@@ -645,17 +668,17 @@
           <w:sz w:val="18"/>
           <w:u w:val="single"/>
         </w:rPr>
-        <w:t>To use</w:t>
-      </w:r>
-      <w:r>
-        <w:rPr>
-          <w:rFonts w:ascii="맑은 고딕" w:hAnsi="맑은 고딕" w:eastAsia="맑은 고딕"/>
-          <w:b w:val="0"/>
-          <w:i w:val="0"/>
-          <w:sz w:val="18"/>
-          <w:u w:val="none"/>
-        </w:rPr>
-        <w:t xml:space="preserve"> paper cups every day </w:t>
+        <w:t>that</w:t>
+      </w:r>
+      <w:r>
+        <w:rPr>
+          <w:rFonts w:ascii="맑은 고딕" w:hAnsi="맑은 고딕" w:eastAsia="맑은 고딕"/>
+          <w:b w:val="0"/>
+          <w:i w:val="0"/>
+          <w:sz w:val="18"/>
+          <w:u w:val="none"/>
+        </w:rPr>
+        <w:t xml:space="preserve"> reusing ⓑ</w:t>
       </w:r>
       <w:r>
         <w:rPr>
@@ -665,17 +688,17 @@
           <w:sz w:val="18"/>
           <w:u w:val="single"/>
         </w:rPr>
-        <w:t>are</w:t>
-      </w:r>
-      <w:r>
-        <w:rPr>
-          <w:rFonts w:ascii="맑은 고딕" w:hAnsi="맑은 고딕" w:eastAsia="맑은 고딕"/>
-          <w:b w:val="0"/>
-          <w:i w:val="0"/>
-          <w:sz w:val="18"/>
-          <w:u w:val="none"/>
-        </w:rPr>
-        <w:t xml:space="preserve"> not good for the Earth. My plan for next week is ⓒ</w:t>
+        <w:t>is</w:t>
+      </w:r>
+      <w:r>
+        <w:rPr>
+          <w:rFonts w:ascii="맑은 고딕" w:hAnsi="맑은 고딕" w:eastAsia="맑은 고딕"/>
+          <w:b w:val="0"/>
+          <w:i w:val="0"/>
+          <w:sz w:val="18"/>
+          <w:u w:val="none"/>
+        </w:rPr>
+        <w:t xml:space="preserve"> important for zero-waste living. So, I decided ⓒ</w:t>
       </w:r>
       <w:r>
         <w:rPr>
@@ -685,17 +708,17 @@
           <w:sz w:val="18"/>
           <w:u w:val="single"/>
         </w:rPr>
-        <w:t>to reuse</w:t>
-      </w:r>
-      <w:r>
-        <w:rPr>
-          <w:rFonts w:ascii="맑은 고딕" w:hAnsi="맑은 고딕" w:eastAsia="맑은 고딕"/>
-          <w:b w:val="0"/>
-          <w:i w:val="0"/>
-          <w:sz w:val="18"/>
-          <w:u w:val="none"/>
-        </w:rPr>
-        <w:t xml:space="preserve"> old glass jars as pencil holders. I also hope ⓓ</w:t>
+        <w:t>fix</w:t>
+      </w:r>
+      <w:r>
+        <w:rPr>
+          <w:rFonts w:ascii="맑은 고딕" w:hAnsi="맑은 고딕" w:eastAsia="맑은 고딕"/>
+          <w:b w:val="0"/>
+          <w:i w:val="0"/>
+          <w:sz w:val="18"/>
+          <w:u w:val="none"/>
+        </w:rPr>
+        <w:t xml:space="preserve"> it and reuse it. I'm not very good at sewing, and I don't think that the bag ⓓ</w:t>
       </w:r>
       <w:r>
         <w:rPr>
@@ -705,37 +728,17 @@
           <w:sz w:val="18"/>
           <w:u w:val="single"/>
         </w:rPr>
-        <w:t>visiting</w:t>
-      </w:r>
-      <w:r>
-        <w:rPr>
-          <w:rFonts w:ascii="맑은 고딕" w:hAnsi="맑은 고딕" w:eastAsia="맑은 고딕"/>
-          <w:b w:val="0"/>
-          <w:i w:val="0"/>
-          <w:sz w:val="18"/>
-          <w:u w:val="none"/>
-        </w:rPr>
-        <w:t xml:space="preserve"> a zero-waste store with my mom. I think (ㄱ)</w:t>
-      </w:r>
-      <w:r>
-        <w:rPr>
-          <w:rFonts w:ascii="맑은 고딕" w:hAnsi="맑은 고딕" w:eastAsia="맑은 고딕"/>
-          <w:b w:val="0"/>
-          <w:i w:val="0"/>
-          <w:sz w:val="18"/>
-          <w:u w:val="single"/>
-        </w:rPr>
-        <w:t>that</w:t>
-      </w:r>
-      <w:r>
-        <w:rPr>
-          <w:rFonts w:ascii="맑은 고딕" w:hAnsi="맑은 고딕" w:eastAsia="맑은 고딕"/>
-          <w:b w:val="0"/>
-          <w:i w:val="0"/>
-          <w:sz w:val="18"/>
-          <w:u w:val="none"/>
-        </w:rPr>
-        <w:t xml:space="preserve"> small actions can help the Earth.</w:t>
+        <w:t>look</w:t>
+      </w:r>
+      <w:r>
+        <w:rPr>
+          <w:rFonts w:ascii="맑은 고딕" w:hAnsi="맑은 고딕" w:eastAsia="맑은 고딕"/>
+          <w:b w:val="0"/>
+          <w:i w:val="0"/>
+          <w:sz w:val="18"/>
+          <w:u w:val="none"/>
+        </w:rPr>
+        <w:t xml:space="preserve"> perfect. I guess it's all right.</w:t>
       </w:r>
     </w:p>
     <w:p>
@@ -766,7 +769,7 @@
           <w:sz w:val="18"/>
           <w:u w:val="none"/>
         </w:rPr>
-        <w:t xml:space="preserve">윗글의 ⓐ~ⓓ와 밑줄 친 are 중 어법상 옳은 것의 개수는? </w:t>
+        <w:t xml:space="preserve">윗글의 ⓐ~ⓓ 중 어법상 옳은 것의 개수는? </w:t>
       </w:r>
       <w:r>
         <w:rPr>
@@ -792,7 +795,7 @@
           <w:sz w:val="18"/>
           <w:u w:val="none"/>
         </w:rPr>
-        <w:t>① 1개</w:t>
+        <w:t>① 0개</w:t>
       </w:r>
       <w:r>
         <w:rPr>
@@ -812,7 +815,7 @@
           <w:sz w:val="18"/>
           <w:u w:val="none"/>
         </w:rPr>
-        <w:t>② 2개</w:t>
+        <w:t>② 1개</w:t>
       </w:r>
       <w:r>
         <w:rPr>
@@ -832,7 +835,7 @@
           <w:sz w:val="18"/>
           <w:u w:val="none"/>
         </w:rPr>
-        <w:t>③ 3개</w:t>
+        <w:t>③ 2개</w:t>
       </w:r>
       <w:r>
         <w:rPr>
@@ -852,7 +855,7 @@
           <w:sz w:val="18"/>
           <w:u w:val="none"/>
         </w:rPr>
-        <w:t>④ 4개</w:t>
+        <w:t>④ 3개</w:t>
       </w:r>
       <w:r>
         <w:rPr>
@@ -872,7 +875,7 @@
           <w:sz w:val="18"/>
           <w:u w:val="none"/>
         </w:rPr>
-        <w:t>⑤ 5개</w:t>
+        <w:t>⑤ 4개</w:t>
       </w:r>
     </w:p>
     <w:p>
@@ -903,7 +906,7 @@
           <w:sz w:val="18"/>
           <w:u w:val="none"/>
         </w:rPr>
-        <w:t xml:space="preserve">윗글의 밑줄 친 ⓑ 문장을 바르게 고쳐 It으로 시작하는 문장으로 바꾼 것은? </w:t>
+        <w:t xml:space="preserve">윗글의 (ㄱ)that과 쓰임이 같은 것은? </w:t>
       </w:r>
       <w:r>
         <w:rPr>
@@ -929,7 +932,7 @@
           <w:sz w:val="18"/>
           <w:u w:val="none"/>
         </w:rPr>
-        <w:t>① It is not good for the Earth to use paper cups every day.</w:t>
+        <w:t>① I like that cap.</w:t>
       </w:r>
     </w:p>
     <w:p>
@@ -945,7 +948,7 @@
           <w:sz w:val="18"/>
           <w:u w:val="none"/>
         </w:rPr>
-        <w:t>② It are not good for the Earth to use paper cups every day.</w:t>
+        <w:t>② Is that your bike?</w:t>
       </w:r>
     </w:p>
     <w:p>
@@ -961,7 +964,7 @@
           <w:sz w:val="18"/>
           <w:u w:val="none"/>
         </w:rPr>
-        <w:t>③ It is not good for the Earth use paper cups every day.</w:t>
+        <w:t>③ She didn't answer that.</w:t>
       </w:r>
     </w:p>
     <w:p>
@@ -977,7 +980,7 @@
           <w:sz w:val="18"/>
           <w:u w:val="none"/>
         </w:rPr>
-        <w:t>④ That is not good for the Earth to use paper cups every day.</w:t>
+        <w:t>④ He said that boy was his brother.</w:t>
       </w:r>
     </w:p>
     <w:p>
@@ -993,7 +996,7 @@
           <w:sz w:val="18"/>
           <w:u w:val="none"/>
         </w:rPr>
-        <w:t>⑤ It is not good for the Earth to using paper cups every day.</w:t>
+        <w:t>⑤ We believe that he can win the race.</w:t>
       </w:r>
     </w:p>
     <w:p>
@@ -1029,7 +1032,7 @@
           <w:sz w:val="18"/>
           <w:u w:val="none"/>
         </w:rPr>
-        <w:t xml:space="preserve">윗글의 (ㄱ)that과 쓰임이 같은 것은? </w:t>
+        <w:t xml:space="preserve">윗글의 내용과 일치하는 것은? </w:t>
       </w:r>
       <w:r>
         <w:rPr>
@@ -1055,7 +1058,7 @@
           <w:sz w:val="18"/>
           <w:u w:val="none"/>
         </w:rPr>
-        <w:t>① That is my tumbler.</w:t>
+        <w:t>① Domingo bought a new bag.</w:t>
       </w:r>
     </w:p>
     <w:p>
@@ -1071,7 +1074,7 @@
           <w:sz w:val="18"/>
           <w:u w:val="none"/>
         </w:rPr>
-        <w:t>② I like that eco-bag.</w:t>
+        <w:t>② Domingo's cat tore his bag.</w:t>
       </w:r>
     </w:p>
     <w:p>
@@ -1087,7 +1090,7 @@
           <w:sz w:val="18"/>
           <w:u w:val="none"/>
         </w:rPr>
-        <w:t>③ Who is that girl?</w:t>
+        <w:t>③ Domingo is very good at sewing.</w:t>
       </w:r>
     </w:p>
     <w:p>
@@ -1103,7 +1106,7 @@
           <w:sz w:val="18"/>
           <w:u w:val="none"/>
         </w:rPr>
-        <w:t>④ Look at that bottle!</w:t>
+        <w:t>④ Domingo learned that reusing is important for zero-waste living.</w:t>
       </w:r>
     </w:p>
     <w:p>
@@ -1119,7 +1122,7 @@
           <w:sz w:val="18"/>
           <w:u w:val="none"/>
         </w:rPr>
-        <w:t>⑤ We know that plastic hurts sea animals.</w:t>
+        <w:t>⑤ Domingo thinks that the bag looks perfect.</w:t>
       </w:r>
     </w:p>
     <w:p>
@@ -1145,7 +1148,7 @@
           <w:sz w:val="18"/>
           <w:u w:val="none"/>
         </w:rPr>
-        <w:t>[7~10] to부정사 역할 · 영작</w:t>
+        <w:t>[7~10] to부정사 역할 · 대화 · 영작</w:t>
       </w:r>
     </w:p>
     <w:p>
@@ -1197,7 +1200,7 @@
           <w:sz w:val="18"/>
           <w:u w:val="none"/>
         </w:rPr>
-        <w:t xml:space="preserve">(A) </w:t>
+        <w:t xml:space="preserve">(A) His goal is </w:t>
       </w:r>
       <w:r>
         <w:rPr>
@@ -1207,17 +1210,17 @@
           <w:sz w:val="18"/>
           <w:u w:val="single"/>
         </w:rPr>
-        <w:t>To plant</w:t>
-      </w:r>
-      <w:r>
-        <w:rPr>
-          <w:rFonts w:ascii="맑은 고딕" w:hAnsi="맑은 고딕" w:eastAsia="맑은 고딕"/>
-          <w:b w:val="0"/>
-          <w:i w:val="0"/>
-          <w:sz w:val="18"/>
-          <w:u w:val="none"/>
-        </w:rPr>
-        <w:t xml:space="preserve"> trees is good for the air.</w:t>
+        <w:t>to plant</w:t>
+      </w:r>
+      <w:r>
+        <w:rPr>
+          <w:rFonts w:ascii="맑은 고딕" w:hAnsi="맑은 고딕" w:eastAsia="맑은 고딕"/>
+          <w:b w:val="0"/>
+          <w:i w:val="0"/>
+          <w:sz w:val="18"/>
+          <w:u w:val="none"/>
+        </w:rPr>
+        <w:t xml:space="preserve"> a tree every month.</w:t>
       </w:r>
       <w:r>
         <w:br/>
@@ -1230,7 +1233,7 @@
           <w:sz w:val="18"/>
           <w:u w:val="none"/>
         </w:rPr>
-        <w:t xml:space="preserve">(B) We need </w:t>
+        <w:t xml:space="preserve">(B) </w:t>
       </w:r>
       <w:r>
         <w:rPr>
@@ -1240,17 +1243,17 @@
           <w:sz w:val="18"/>
           <w:u w:val="single"/>
         </w:rPr>
-        <w:t>to save</w:t>
-      </w:r>
-      <w:r>
-        <w:rPr>
-          <w:rFonts w:ascii="맑은 고딕" w:hAnsi="맑은 고딕" w:eastAsia="맑은 고딕"/>
-          <w:b w:val="0"/>
-          <w:i w:val="0"/>
-          <w:sz w:val="18"/>
-          <w:u w:val="none"/>
-        </w:rPr>
-        <w:t xml:space="preserve"> water.</w:t>
+        <w:t>To save</w:t>
+      </w:r>
+      <w:r>
+        <w:rPr>
+          <w:rFonts w:ascii="맑은 고딕" w:hAnsi="맑은 고딕" w:eastAsia="맑은 고딕"/>
+          <w:b w:val="0"/>
+          <w:i w:val="0"/>
+          <w:sz w:val="18"/>
+          <w:u w:val="none"/>
+        </w:rPr>
+        <w:t xml:space="preserve"> energy helps the Earth.</w:t>
       </w:r>
       <w:r>
         <w:br/>
@@ -1263,7 +1266,7 @@
           <w:sz w:val="18"/>
           <w:u w:val="none"/>
         </w:rPr>
-        <w:t xml:space="preserve">(C) His job is </w:t>
+        <w:t xml:space="preserve">(C) Sena decided </w:t>
       </w:r>
       <w:r>
         <w:rPr>
@@ -1273,17 +1276,17 @@
           <w:sz w:val="18"/>
           <w:u w:val="single"/>
         </w:rPr>
-        <w:t>to collect</w:t>
-      </w:r>
-      <w:r>
-        <w:rPr>
-          <w:rFonts w:ascii="맑은 고딕" w:hAnsi="맑은 고딕" w:eastAsia="맑은 고딕"/>
-          <w:b w:val="0"/>
-          <w:i w:val="0"/>
-          <w:sz w:val="18"/>
-          <w:u w:val="none"/>
-        </w:rPr>
-        <w:t xml:space="preserve"> cans.</w:t>
+        <w:t>to bring</w:t>
+      </w:r>
+      <w:r>
+        <w:rPr>
+          <w:rFonts w:ascii="맑은 고딕" w:hAnsi="맑은 고딕" w:eastAsia="맑은 고딕"/>
+          <w:b w:val="0"/>
+          <w:i w:val="0"/>
+          <w:sz w:val="18"/>
+          <w:u w:val="none"/>
+        </w:rPr>
+        <w:t xml:space="preserve"> her own bag.</w:t>
       </w:r>
     </w:p>
     <w:p>
@@ -1299,7 +1302,7 @@
           <w:sz w:val="18"/>
           <w:u w:val="none"/>
         </w:rPr>
-        <w:t>① 주어 — 목적어 — 보어</w:t>
+        <w:t>① 보어 — 주어 — 목적어</w:t>
       </w:r>
     </w:p>
     <w:p>
@@ -1315,7 +1318,7 @@
           <w:sz w:val="18"/>
           <w:u w:val="none"/>
         </w:rPr>
-        <w:t>② 주어 — 보어 — 목적어</w:t>
+        <w:t>② 주어 — 목적어 — 보어</w:t>
       </w:r>
     </w:p>
     <w:p>
@@ -1331,7 +1334,7 @@
           <w:sz w:val="18"/>
           <w:u w:val="none"/>
         </w:rPr>
-        <w:t>③ 목적어 — 주어 — 보어</w:t>
+        <w:t>③ 보어 — 목적어 — 주어</w:t>
       </w:r>
     </w:p>
     <w:p>
@@ -1347,7 +1350,7 @@
           <w:sz w:val="18"/>
           <w:u w:val="none"/>
         </w:rPr>
-        <w:t>④ 보어 — 목적어 — 주어</w:t>
+        <w:t>④ 목적어 — 주어 — 보어</w:t>
       </w:r>
     </w:p>
     <w:p>
@@ -1455,17 +1458,17 @@
           <w:sz w:val="18"/>
           <w:u w:val="single"/>
         </w:rPr>
-        <w:t>to buy</w:t>
-      </w:r>
-      <w:r>
-        <w:rPr>
-          <w:rFonts w:ascii="맑은 고딕" w:hAnsi="맑은 고딕" w:eastAsia="맑은 고딕"/>
-          <w:b w:val="0"/>
-          <w:i w:val="0"/>
-          <w:sz w:val="18"/>
-          <w:u w:val="none"/>
-        </w:rPr>
-        <w:t xml:space="preserve"> a tumbler.</w:t>
+        <w:t>to play</w:t>
+      </w:r>
+      <w:r>
+        <w:rPr>
+          <w:rFonts w:ascii="맑은 고딕" w:hAnsi="맑은 고딕" w:eastAsia="맑은 고딕"/>
+          <w:b w:val="0"/>
+          <w:i w:val="0"/>
+          <w:sz w:val="18"/>
+          <w:u w:val="none"/>
+        </w:rPr>
+        <w:t xml:space="preserve"> soccer.</w:t>
       </w:r>
     </w:p>
     <w:p>
@@ -1481,7 +1484,7 @@
           <w:sz w:val="18"/>
           <w:u w:val="none"/>
         </w:rPr>
-        <w:t xml:space="preserve">② She went to the market </w:t>
+        <w:t xml:space="preserve">② She has a lot of homework </w:t>
       </w:r>
       <w:r>
         <w:rPr>
@@ -1491,17 +1494,17 @@
           <w:sz w:val="18"/>
           <w:u w:val="single"/>
         </w:rPr>
-        <w:t>to buy</w:t>
-      </w:r>
-      <w:r>
-        <w:rPr>
-          <w:rFonts w:ascii="맑은 고딕" w:hAnsi="맑은 고딕" w:eastAsia="맑은 고딕"/>
-          <w:b w:val="0"/>
-          <w:i w:val="0"/>
-          <w:sz w:val="18"/>
-          <w:u w:val="none"/>
-        </w:rPr>
-        <w:t xml:space="preserve"> vegetables.</w:t>
+        <w:t>to do</w:t>
+      </w:r>
+      <w:r>
+        <w:rPr>
+          <w:rFonts w:ascii="맑은 고딕" w:hAnsi="맑은 고딕" w:eastAsia="맑은 고딕"/>
+          <w:b w:val="0"/>
+          <w:i w:val="0"/>
+          <w:sz w:val="18"/>
+          <w:u w:val="none"/>
+        </w:rPr>
+        <w:t>.</w:t>
       </w:r>
     </w:p>
     <w:p>
@@ -1527,17 +1530,17 @@
           <w:sz w:val="18"/>
           <w:u w:val="single"/>
         </w:rPr>
-        <w:t>To ride</w:t>
-      </w:r>
-      <w:r>
-        <w:rPr>
-          <w:rFonts w:ascii="맑은 고딕" w:hAnsi="맑은 고딕" w:eastAsia="맑은 고딕"/>
-          <w:b w:val="0"/>
-          <w:i w:val="0"/>
-          <w:sz w:val="18"/>
-          <w:u w:val="none"/>
-        </w:rPr>
-        <w:t xml:space="preserve"> a bike is fun.</w:t>
+        <w:t>To wear</w:t>
+      </w:r>
+      <w:r>
+        <w:rPr>
+          <w:rFonts w:ascii="맑은 고딕" w:hAnsi="맑은 고딕" w:eastAsia="맑은 고딕"/>
+          <w:b w:val="0"/>
+          <w:i w:val="0"/>
+          <w:sz w:val="18"/>
+          <w:u w:val="none"/>
+        </w:rPr>
+        <w:t xml:space="preserve"> a helmet can save your life.</w:t>
       </w:r>
     </w:p>
     <w:p>
@@ -1553,7 +1556,7 @@
           <w:sz w:val="18"/>
           <w:u w:val="none"/>
         </w:rPr>
-        <w:t xml:space="preserve">④ My plan is </w:t>
+        <w:t xml:space="preserve">④ Kate wanted </w:t>
       </w:r>
       <w:r>
         <w:rPr>
@@ -1563,17 +1566,17 @@
           <w:sz w:val="18"/>
           <w:u w:val="single"/>
         </w:rPr>
-        <w:t>to visit</w:t>
-      </w:r>
-      <w:r>
-        <w:rPr>
-          <w:rFonts w:ascii="맑은 고딕" w:hAnsi="맑은 고딕" w:eastAsia="맑은 고딕"/>
-          <w:b w:val="0"/>
-          <w:i w:val="0"/>
-          <w:sz w:val="18"/>
-          <w:u w:val="none"/>
-        </w:rPr>
-        <w:t xml:space="preserve"> Jeju Island.</w:t>
+        <w:t>to write</w:t>
+      </w:r>
+      <w:r>
+        <w:rPr>
+          <w:rFonts w:ascii="맑은 고딕" w:hAnsi="맑은 고딕" w:eastAsia="맑은 고딕"/>
+          <w:b w:val="0"/>
+          <w:i w:val="0"/>
+          <w:sz w:val="18"/>
+          <w:u w:val="none"/>
+        </w:rPr>
+        <w:t xml:space="preserve"> a book.</w:t>
       </w:r>
     </w:p>
     <w:p>
@@ -1589,7 +1592,7 @@
           <w:sz w:val="18"/>
           <w:u w:val="none"/>
         </w:rPr>
-        <w:t xml:space="preserve">⑤ He decided </w:t>
+        <w:t xml:space="preserve">⑤ My dream is </w:t>
       </w:r>
       <w:r>
         <w:rPr>
@@ -1599,17 +1602,17 @@
           <w:sz w:val="18"/>
           <w:u w:val="single"/>
         </w:rPr>
-        <w:t>to fix</w:t>
-      </w:r>
-      <w:r>
-        <w:rPr>
-          <w:rFonts w:ascii="맑은 고딕" w:hAnsi="맑은 고딕" w:eastAsia="맑은 고딕"/>
-          <w:b w:val="0"/>
-          <w:i w:val="0"/>
-          <w:sz w:val="18"/>
-          <w:u w:val="none"/>
-        </w:rPr>
-        <w:t xml:space="preserve"> the bag.</w:t>
+        <w:t>to write</w:t>
+      </w:r>
+      <w:r>
+        <w:rPr>
+          <w:rFonts w:ascii="맑은 고딕" w:hAnsi="맑은 고딕" w:eastAsia="맑은 고딕"/>
+          <w:b w:val="0"/>
+          <w:i w:val="0"/>
+          <w:sz w:val="18"/>
+          <w:u w:val="none"/>
+        </w:rPr>
+        <w:t xml:space="preserve"> a book.</w:t>
       </w:r>
     </w:p>
     <w:p>
@@ -1691,7 +1694,7 @@
           <w:sz w:val="18"/>
           <w:u w:val="none"/>
         </w:rPr>
-        <w:t>① A: What do you want to do? / B: I want to watch a movie.</w:t>
+        <w:t>① A: What do you plan to do this weekend? / B: Well, my plan is to read many books.</w:t>
       </w:r>
     </w:p>
     <w:p>
@@ -1707,7 +1710,7 @@
           <w:sz w:val="18"/>
           <w:u w:val="none"/>
         </w:rPr>
-        <w:t>② A: What is your plan? / B: My plan is to clean my room.</w:t>
+        <w:t>② A: What do you want to have for dinner? / B: I want chicken soup.</w:t>
       </w:r>
     </w:p>
     <w:p>
@@ -1723,7 +1726,7 @@
           <w:sz w:val="18"/>
           <w:u w:val="none"/>
         </w:rPr>
-        <w:t>③ A: Did Jimmy quit? / B: Yes, he decided to quit his job.</w:t>
+        <w:t>③ A: Did you hear the news about Jimmy? / B: Yes. He decided to quit his job.</w:t>
       </w:r>
     </w:p>
     <w:p>
@@ -1739,7 +1742,7 @@
           <w:sz w:val="18"/>
           <w:u w:val="none"/>
         </w:rPr>
-        <w:t>④ A: When can we meet again? / B: I hope to seeing you soon.</w:t>
+        <w:t>④ A: When can we meet them again? / B: I don't know. I really hope seeing them again in the near future.</w:t>
       </w:r>
     </w:p>
     <w:p>
@@ -1755,7 +1758,7 @@
           <w:sz w:val="18"/>
           <w:u w:val="none"/>
         </w:rPr>
-        <w:t>⑤ A: Is it hard? / B: Yes. To get up early is hard for me.</w:t>
+        <w:t>⑤ A: I will just skip breakfast, because I want to sleep more. / B: To skip breakfast isn't a good idea, though.</w:t>
       </w:r>
     </w:p>
     <w:p>
@@ -1791,7 +1794,7 @@
           <w:sz w:val="18"/>
           <w:u w:val="none"/>
         </w:rPr>
-        <w:t xml:space="preserve">우리말을 영어로 바르게 옮긴 것은? — "매일 텀블러를 사용하는 것은 지구에 도움이 된다." </w:t>
+        <w:t xml:space="preserve">우리말을 영어로 바르게 옮긴 것은? — "우리 가족은 이번 주말에 바닷가를 청소할 계획이다." </w:t>
       </w:r>
       <w:r>
         <w:rPr>
@@ -1817,7 +1820,7 @@
           <w:sz w:val="18"/>
           <w:u w:val="none"/>
         </w:rPr>
-        <w:t>① To use a tumbler every day help the Earth.</w:t>
+        <w:t>① My family plans to cleans the beach this weekend.</w:t>
       </w:r>
     </w:p>
     <w:p>
@@ -1833,7 +1836,7 @@
           <w:sz w:val="18"/>
           <w:u w:val="none"/>
         </w:rPr>
-        <w:t>② To use a tumbler every day helps the Earth.</w:t>
+        <w:t>② My family plans cleaning the beach this weekend.</w:t>
       </w:r>
     </w:p>
     <w:p>
@@ -1849,7 +1852,7 @@
           <w:sz w:val="18"/>
           <w:u w:val="none"/>
         </w:rPr>
-        <w:t>③ Use a tumbler every day helps the Earth.</w:t>
+        <w:t>③ My family plans clean the beach this weekend.</w:t>
       </w:r>
     </w:p>
     <w:p>
@@ -1865,7 +1868,7 @@
           <w:sz w:val="18"/>
           <w:u w:val="none"/>
         </w:rPr>
-        <w:t>④ To using a tumbler every day helps the Earth.</w:t>
+        <w:t>④ My family plans to cleaning the beach this weekend.</w:t>
       </w:r>
     </w:p>
     <w:p>
@@ -1881,7 +1884,7 @@
           <w:sz w:val="18"/>
           <w:u w:val="none"/>
         </w:rPr>
-        <w:t>⑤ It helps the Earth use a tumbler every day.</w:t>
+        <w:t>⑤ My family plans to clean the beach this weekend.</w:t>
       </w:r>
     </w:p>
     <w:p>
@@ -1933,7 +1936,27 @@
           <w:sz w:val="18"/>
           <w:u w:val="none"/>
         </w:rPr>
-        <w:t xml:space="preserve">밑줄 친 that을 생략하면 의미나 문장이 달라지는 것은? </w:t>
+        <w:t xml:space="preserve">밑줄 친 that을 생략하면 문장이 성립하지 </w:t>
+      </w:r>
+      <w:r>
+        <w:rPr>
+          <w:rFonts w:ascii="맑은 고딕" w:hAnsi="맑은 고딕" w:eastAsia="맑은 고딕"/>
+          <w:b w:val="0"/>
+          <w:i w:val="0"/>
+          <w:sz w:val="18"/>
+          <w:u w:val="single"/>
+        </w:rPr>
+        <w:t>않는</w:t>
+      </w:r>
+      <w:r>
+        <w:rPr>
+          <w:rFonts w:ascii="맑은 고딕" w:hAnsi="맑은 고딕" w:eastAsia="맑은 고딕"/>
+          <w:b w:val="0"/>
+          <w:i w:val="0"/>
+          <w:sz w:val="18"/>
+          <w:u w:val="none"/>
+        </w:rPr>
+        <w:t xml:space="preserve"> 것은? </w:t>
       </w:r>
       <w:r>
         <w:rPr>
@@ -1959,7 +1982,7 @@
           <w:sz w:val="18"/>
           <w:u w:val="none"/>
         </w:rPr>
-        <w:t xml:space="preserve">① I think </w:t>
+        <w:t xml:space="preserve">① I believe </w:t>
       </w:r>
       <w:r>
         <w:rPr>
@@ -1979,7 +2002,7 @@
           <w:sz w:val="18"/>
           <w:u w:val="none"/>
         </w:rPr>
-        <w:t xml:space="preserve"> he is kind.</w:t>
+        <w:t xml:space="preserve"> she is the best singer.</w:t>
       </w:r>
     </w:p>
     <w:p>
@@ -1995,7 +2018,7 @@
           <w:sz w:val="18"/>
           <w:u w:val="none"/>
         </w:rPr>
-        <w:t xml:space="preserve">② We believe </w:t>
+        <w:t xml:space="preserve">② I like </w:t>
       </w:r>
       <w:r>
         <w:rPr>
@@ -2015,7 +2038,7 @@
           <w:sz w:val="18"/>
           <w:u w:val="none"/>
         </w:rPr>
-        <w:t xml:space="preserve"> recycling is important.</w:t>
+        <w:t xml:space="preserve"> cap.</w:t>
       </w:r>
     </w:p>
     <w:p>
@@ -2031,7 +2054,7 @@
           <w:sz w:val="18"/>
           <w:u w:val="none"/>
         </w:rPr>
-        <w:t xml:space="preserve">③ I heard </w:t>
+        <w:t xml:space="preserve">③ We think </w:t>
       </w:r>
       <w:r>
         <w:rPr>
@@ -2051,7 +2074,7 @@
           <w:sz w:val="18"/>
           <w:u w:val="none"/>
         </w:rPr>
-        <w:t xml:space="preserve"> she moved to Busan.</w:t>
+        <w:t xml:space="preserve"> he is lying.</w:t>
       </w:r>
     </w:p>
     <w:p>
@@ -2067,7 +2090,7 @@
           <w:sz w:val="18"/>
           <w:u w:val="none"/>
         </w:rPr>
-        <w:t xml:space="preserve">④ I really like </w:t>
+        <w:t xml:space="preserve">④ They heard </w:t>
       </w:r>
       <w:r>
         <w:rPr>
@@ -2087,7 +2110,7 @@
           <w:sz w:val="18"/>
           <w:u w:val="none"/>
         </w:rPr>
-        <w:t xml:space="preserve"> cap.</w:t>
+        <w:t xml:space="preserve"> the scientist won a Nobel Prize.</w:t>
       </w:r>
     </w:p>
     <w:p>
@@ -2103,7 +2126,7 @@
           <w:sz w:val="18"/>
           <w:u w:val="none"/>
         </w:rPr>
-        <w:t xml:space="preserve">⑤ She knows </w:t>
+        <w:t xml:space="preserve">⑤ I guess </w:t>
       </w:r>
       <w:r>
         <w:rPr>
@@ -2123,7 +2146,7 @@
           <w:sz w:val="18"/>
           <w:u w:val="none"/>
         </w:rPr>
-        <w:t xml:space="preserve"> I am honest.</w:t>
+        <w:t xml:space="preserve"> it will rain tomorrow.</w:t>
       </w:r>
     </w:p>
     <w:p>
@@ -2159,7 +2182,7 @@
           <w:sz w:val="18"/>
           <w:u w:val="none"/>
         </w:rPr>
-        <w:t xml:space="preserve">우리말을 영어로 바르게 옮긴 것은? — "나는 플라스틱이 완전히 사라진다고 생각하지 않는다." </w:t>
+        <w:t xml:space="preserve">우리말을 영어로 바르게 옮긴 것은? — "나는 플라스틱 빨대가 바다 동물에게 위험하다고 생각한다." </w:t>
       </w:r>
       <w:r>
         <w:rPr>
@@ -2185,7 +2208,7 @@
           <w:sz w:val="18"/>
           <w:u w:val="none"/>
         </w:rPr>
-        <w:t>① I don't think that plastic disappears completely.</w:t>
+        <w:t>① I think that plastic straws are dangerous for sea animals.</w:t>
       </w:r>
     </w:p>
     <w:p>
@@ -2201,7 +2224,7 @@
           <w:sz w:val="18"/>
           <w:u w:val="none"/>
         </w:rPr>
-        <w:t>② I think that plastic doesn't disappear completely.</w:t>
+        <w:t>② I think that plastic straws is dangerous for sea animals.</w:t>
       </w:r>
     </w:p>
     <w:p>
@@ -2217,7 +2240,7 @@
           <w:sz w:val="18"/>
           <w:u w:val="none"/>
         </w:rPr>
-        <w:t>③ I think not that plastic disappears completely.</w:t>
+        <w:t>③ I think what plastic straws are dangerous for sea animals.</w:t>
       </w:r>
     </w:p>
     <w:p>
@@ -2233,7 +2256,7 @@
           <w:sz w:val="18"/>
           <w:u w:val="none"/>
         </w:rPr>
-        <w:t>④ I don't think that plastic disappear completely.</w:t>
+        <w:t>④ I think that plastic straws to be dangerous for sea animals.</w:t>
       </w:r>
     </w:p>
     <w:p>
@@ -2249,7 +2272,7 @@
           <w:sz w:val="18"/>
           <w:u w:val="none"/>
         </w:rPr>
-        <w:t>⑤ I don't think plastic disappearing completely.</w:t>
+        <w:t>⑤ I think not that plastic straws are dangerous for sea animals.</w:t>
       </w:r>
     </w:p>
     <w:p>
@@ -2331,7 +2354,7 @@
           <w:sz w:val="18"/>
           <w:u w:val="none"/>
         </w:rPr>
-        <w:t>I ________ that the zero-waste store is a good idea.</w:t>
+        <w:t>We ________ that recycling is important.</w:t>
       </w:r>
     </w:p>
     <w:p>
@@ -2347,7 +2370,7 @@
           <w:sz w:val="18"/>
           <w:u w:val="none"/>
         </w:rPr>
-        <w:t>① think</w:t>
+        <w:t>① want</w:t>
       </w:r>
       <w:r>
         <w:rPr>
@@ -2387,7 +2410,7 @@
           <w:sz w:val="18"/>
           <w:u w:val="none"/>
         </w:rPr>
-        <w:t>③ guess</w:t>
+        <w:t>③ think</w:t>
       </w:r>
       <w:r>
         <w:rPr>
@@ -2407,7 +2430,7 @@
           <w:sz w:val="18"/>
           <w:u w:val="none"/>
         </w:rPr>
-        <w:t>④ hope</w:t>
+        <w:t>④ know</w:t>
       </w:r>
       <w:r>
         <w:rPr>
@@ -2427,7 +2450,7 @@
           <w:sz w:val="18"/>
           <w:u w:val="none"/>
         </w:rPr>
-        <w:t>⑤ want</w:t>
+        <w:t>⑤ hope</w:t>
       </w:r>
     </w:p>
     <w:p>
@@ -2484,7 +2507,7 @@
           <w:sz w:val="18"/>
           <w:u w:val="none"/>
         </w:rPr>
-        <w:t xml:space="preserve">ⓐ She said </w:t>
+        <w:t xml:space="preserve">ⓐ I heard </w:t>
       </w:r>
       <w:r>
         <w:rPr>
@@ -2504,7 +2527,7 @@
           <w:sz w:val="18"/>
           <w:u w:val="none"/>
         </w:rPr>
-        <w:t xml:space="preserve"> the store was closed.</w:t>
+        <w:t xml:space="preserve"> plastic never goes away completely.</w:t>
       </w:r>
       <w:r>
         <w:br/>
@@ -2537,7 +2560,7 @@
           <w:sz w:val="18"/>
           <w:u w:val="none"/>
         </w:rPr>
-        <w:t xml:space="preserve"> store sells used clothes.</w:t>
+        <w:t xml:space="preserve"> is why I trust him.</w:t>
       </w:r>
       <w:r>
         <w:br/>
@@ -2550,7 +2573,7 @@
           <w:sz w:val="18"/>
           <w:u w:val="none"/>
         </w:rPr>
-        <w:t xml:space="preserve">ⓒ I didn't know </w:t>
+        <w:t xml:space="preserve">ⓒ She heard </w:t>
       </w:r>
       <w:r>
         <w:rPr>
@@ -2570,106 +2593,106 @@
           <w:sz w:val="18"/>
           <w:u w:val="none"/>
         </w:rPr>
+        <w:t xml:space="preserve"> the book is a bestseller.</w:t>
+      </w:r>
+      <w:r>
+        <w:br/>
+      </w:r>
+      <w:r>
+        <w:rPr>
+          <w:rFonts w:ascii="맑은 고딕" w:hAnsi="맑은 고딕" w:eastAsia="맑은 고딕"/>
+          <w:b w:val="0"/>
+          <w:i w:val="0"/>
+          <w:sz w:val="18"/>
+          <w:u w:val="none"/>
+        </w:rPr>
+        <w:t xml:space="preserve">ⓓ He doesn't like </w:t>
+      </w:r>
+      <w:r>
+        <w:rPr>
+          <w:rFonts w:ascii="맑은 고딕" w:hAnsi="맑은 고딕" w:eastAsia="맑은 고딕"/>
+          <w:b w:val="0"/>
+          <w:i w:val="0"/>
+          <w:sz w:val="18"/>
+          <w:u w:val="single"/>
+        </w:rPr>
+        <w:t>that</w:t>
+      </w:r>
+      <w:r>
+        <w:rPr>
+          <w:rFonts w:ascii="맑은 고딕" w:hAnsi="맑은 고딕" w:eastAsia="맑은 고딕"/>
+          <w:b w:val="0"/>
+          <w:i w:val="0"/>
+          <w:sz w:val="18"/>
+          <w:u w:val="none"/>
+        </w:rPr>
+        <w:t xml:space="preserve"> hat.</w:t>
+      </w:r>
+      <w:r>
+        <w:br/>
+      </w:r>
+      <w:r>
+        <w:rPr>
+          <w:rFonts w:ascii="맑은 고딕" w:hAnsi="맑은 고딕" w:eastAsia="맑은 고딕"/>
+          <w:b w:val="0"/>
+          <w:i w:val="0"/>
+          <w:sz w:val="18"/>
+          <w:u w:val="none"/>
+        </w:rPr>
+        <w:t xml:space="preserve">ⓔ The problem is </w:t>
+      </w:r>
+      <w:r>
+        <w:rPr>
+          <w:rFonts w:ascii="맑은 고딕" w:hAnsi="맑은 고딕" w:eastAsia="맑은 고딕"/>
+          <w:b w:val="0"/>
+          <w:i w:val="0"/>
+          <w:sz w:val="18"/>
+          <w:u w:val="single"/>
+        </w:rPr>
+        <w:t>that</w:t>
+      </w:r>
+      <w:r>
+        <w:rPr>
+          <w:rFonts w:ascii="맑은 고딕" w:hAnsi="맑은 고딕" w:eastAsia="맑은 고딕"/>
+          <w:b w:val="0"/>
+          <w:i w:val="0"/>
+          <w:sz w:val="18"/>
+          <w:u w:val="none"/>
+        </w:rPr>
+        <w:t xml:space="preserve"> plastic never goes away.</w:t>
+      </w:r>
+      <w:r>
+        <w:br/>
+      </w:r>
+      <w:r>
+        <w:rPr>
+          <w:rFonts w:ascii="맑은 고딕" w:hAnsi="맑은 고딕" w:eastAsia="맑은 고딕"/>
+          <w:b w:val="0"/>
+          <w:i w:val="0"/>
+          <w:sz w:val="18"/>
+          <w:u w:val="none"/>
+        </w:rPr>
+        <w:t xml:space="preserve">ⓕ I didn't know </w:t>
+      </w:r>
+      <w:r>
+        <w:rPr>
+          <w:rFonts w:ascii="맑은 고딕" w:hAnsi="맑은 고딕" w:eastAsia="맑은 고딕"/>
+          <w:b w:val="0"/>
+          <w:i w:val="0"/>
+          <w:sz w:val="18"/>
+          <w:u w:val="single"/>
+        </w:rPr>
+        <w:t>that</w:t>
+      </w:r>
+      <w:r>
+        <w:rPr>
+          <w:rFonts w:ascii="맑은 고딕" w:hAnsi="맑은 고딕" w:eastAsia="맑은 고딕"/>
+          <w:b w:val="0"/>
+          <w:i w:val="0"/>
+          <w:sz w:val="18"/>
+          <w:u w:val="none"/>
+        </w:rPr>
         <w:t>.</w:t>
-      </w:r>
-      <w:r>
-        <w:br/>
-      </w:r>
-      <w:r>
-        <w:rPr>
-          <w:rFonts w:ascii="맑은 고딕" w:hAnsi="맑은 고딕" w:eastAsia="맑은 고딕"/>
-          <w:b w:val="0"/>
-          <w:i w:val="0"/>
-          <w:sz w:val="18"/>
-          <w:u w:val="none"/>
-        </w:rPr>
-        <w:t xml:space="preserve">ⓓ I learned </w:t>
-      </w:r>
-      <w:r>
-        <w:rPr>
-          <w:rFonts w:ascii="맑은 고딕" w:hAnsi="맑은 고딕" w:eastAsia="맑은 고딕"/>
-          <w:b w:val="0"/>
-          <w:i w:val="0"/>
-          <w:sz w:val="18"/>
-          <w:u w:val="single"/>
-        </w:rPr>
-        <w:t>that</w:t>
-      </w:r>
-      <w:r>
-        <w:rPr>
-          <w:rFonts w:ascii="맑은 고딕" w:hAnsi="맑은 고딕" w:eastAsia="맑은 고딕"/>
-          <w:b w:val="0"/>
-          <w:i w:val="0"/>
-          <w:sz w:val="18"/>
-          <w:u w:val="none"/>
-        </w:rPr>
-        <w:t xml:space="preserve"> small habits can change a lot.</w:t>
-      </w:r>
-      <w:r>
-        <w:br/>
-      </w:r>
-      <w:r>
-        <w:rPr>
-          <w:rFonts w:ascii="맑은 고딕" w:hAnsi="맑은 고딕" w:eastAsia="맑은 고딕"/>
-          <w:b w:val="0"/>
-          <w:i w:val="0"/>
-          <w:sz w:val="18"/>
-          <w:u w:val="none"/>
-        </w:rPr>
-        <w:t xml:space="preserve">ⓔ We hope </w:t>
-      </w:r>
-      <w:r>
-        <w:rPr>
-          <w:rFonts w:ascii="맑은 고딕" w:hAnsi="맑은 고딕" w:eastAsia="맑은 고딕"/>
-          <w:b w:val="0"/>
-          <w:i w:val="0"/>
-          <w:sz w:val="18"/>
-          <w:u w:val="single"/>
-        </w:rPr>
-        <w:t>that</w:t>
-      </w:r>
-      <w:r>
-        <w:rPr>
-          <w:rFonts w:ascii="맑은 고딕" w:hAnsi="맑은 고딕" w:eastAsia="맑은 고딕"/>
-          <w:b w:val="0"/>
-          <w:i w:val="0"/>
-          <w:sz w:val="18"/>
-          <w:u w:val="none"/>
-        </w:rPr>
-        <w:t xml:space="preserve"> it will be sunny.</w:t>
-      </w:r>
-      <w:r>
-        <w:br/>
-      </w:r>
-      <w:r>
-        <w:rPr>
-          <w:rFonts w:ascii="맑은 고딕" w:hAnsi="맑은 고딕" w:eastAsia="맑은 고딕"/>
-          <w:b w:val="0"/>
-          <w:i w:val="0"/>
-          <w:sz w:val="18"/>
-          <w:u w:val="none"/>
-        </w:rPr>
-        <w:t xml:space="preserve">ⓕ </w:t>
-      </w:r>
-      <w:r>
-        <w:rPr>
-          <w:rFonts w:ascii="맑은 고딕" w:hAnsi="맑은 고딕" w:eastAsia="맑은 고딕"/>
-          <w:b w:val="0"/>
-          <w:i w:val="0"/>
-          <w:sz w:val="18"/>
-          <w:u w:val="single"/>
-        </w:rPr>
-        <w:t>That</w:t>
-      </w:r>
-      <w:r>
-        <w:rPr>
-          <w:rFonts w:ascii="맑은 고딕" w:hAnsi="맑은 고딕" w:eastAsia="맑은 고딕"/>
-          <w:b w:val="0"/>
-          <w:i w:val="0"/>
-          <w:sz w:val="18"/>
-          <w:u w:val="none"/>
-        </w:rPr>
-        <w:t>'s a good idea.</w:t>
       </w:r>
     </w:p>
     <w:p>
@@ -2796,7 +2819,7 @@
           <w:sz w:val="18"/>
           <w:u w:val="none"/>
         </w:rPr>
-        <w:t xml:space="preserve">학생들의 말 중 어법상 옳은 것만을 있는 대로 고른 것은? </w:t>
+        <w:t xml:space="preserve">어법상 옳은 문장만을 있는 대로 고른 것은? </w:t>
       </w:r>
       <w:r>
         <w:rPr>
@@ -2822,7 +2845,7 @@
           <w:sz w:val="18"/>
           <w:u w:val="none"/>
         </w:rPr>
-        <w:t>ⓐ Hana: I believe that saving energy is important.</w:t>
+        <w:t>ⓐ I believe that recycling are important.</w:t>
       </w:r>
       <w:r>
         <w:br/>
@@ -2835,7 +2858,7 @@
           <w:sz w:val="18"/>
           <w:u w:val="none"/>
         </w:rPr>
-        <w:t>ⓑ Jin: I think not that plastic bags are useful.</w:t>
+        <w:t>ⓑ They know that the Earth is getting warmer.</w:t>
       </w:r>
       <w:r>
         <w:br/>
@@ -2848,7 +2871,7 @@
           <w:sz w:val="18"/>
           <w:u w:val="none"/>
         </w:rPr>
-        <w:t>ⓒ Mia: My goal is to plants ten trees.</w:t>
+        <w:t>ⓒ I think not that he is kind.</w:t>
       </w:r>
       <w:r>
         <w:br/>
@@ -2861,7 +2884,7 @@
           <w:sz w:val="18"/>
           <w:u w:val="none"/>
         </w:rPr>
-        <w:t>ⓓ Leo: I heard that he wants to join our club.</w:t>
+        <w:t>ⓓ He doesn't think that the plan is good.</w:t>
       </w:r>
       <w:r>
         <w:br/>
@@ -2874,7 +2897,7 @@
           <w:sz w:val="18"/>
           <w:u w:val="none"/>
         </w:rPr>
-        <w:t>ⓔ Ryan: It is fun pick up trash with friends.</w:t>
+        <w:t>ⓔ She said that was tired.</w:t>
       </w:r>
       <w:r>
         <w:br/>
@@ -2887,7 +2910,7 @@
           <w:sz w:val="18"/>
           <w:u w:val="none"/>
         </w:rPr>
-        <w:t>ⓕ Ella: We hope to clean the beach together.</w:t>
+        <w:t>ⓕ I think that he is a good singer.</w:t>
       </w:r>
     </w:p>
     <w:p>
@@ -2903,7 +2926,7 @@
           <w:sz w:val="18"/>
           <w:u w:val="none"/>
         </w:rPr>
-        <w:t>① ⓐ, ⓓ</w:t>
+        <w:t>① ⓑ, ⓓ</w:t>
       </w:r>
       <w:r>
         <w:rPr>
@@ -2923,7 +2946,7 @@
           <w:sz w:val="18"/>
           <w:u w:val="none"/>
         </w:rPr>
-        <w:t>② ⓑ, ⓒ, ⓔ</w:t>
+        <w:t>② ⓑ, ⓓ, ⓕ</w:t>
       </w:r>
       <w:r>
         <w:rPr>
@@ -2943,7 +2966,7 @@
           <w:sz w:val="18"/>
           <w:u w:val="none"/>
         </w:rPr>
-        <w:t>③ ⓐ, ⓒ, ⓕ</w:t>
+        <w:t>③ ⓐ, ⓒ, ⓔ</w:t>
       </w:r>
       <w:r>
         <w:rPr>
@@ -2963,7 +2986,7 @@
           <w:sz w:val="18"/>
           <w:u w:val="none"/>
         </w:rPr>
-        <w:t>④ ⓐ, ⓓ, ⓕ</w:t>
+        <w:t>④ ⓑ, ⓒ, ⓓ, ⓕ</w:t>
       </w:r>
       <w:r>
         <w:rPr>
@@ -3004,7 +3027,7 @@
           <w:sz w:val="18"/>
           <w:u w:val="none"/>
         </w:rPr>
-        <w:t>[16~20] ★배열영작 · Writing 초안</w:t>
+        <w:t>[16~20] ★배열영작 · Writing</w:t>
       </w:r>
     </w:p>
     <w:p>
@@ -3076,7 +3099,7 @@
           <w:sz w:val="18"/>
           <w:u w:val="none"/>
         </w:rPr>
-        <w:t>중요한 것은 우리가 쓰레기를 덜 만드는 것이다.</w:t>
+        <w:t>문제는 플라스틱이 결코 없어지지 않는다는 것이다.</w:t>
       </w:r>
       <w:r>
         <w:br/>
@@ -3099,7 +3122,7 @@
           <w:sz w:val="18"/>
           <w:u w:val="none"/>
         </w:rPr>
-        <w:t>( that / waste / make / what / is / less / we / the important thing )</w:t>
+        <w:t>( is / away / that / goes / the problem / plastic / what / never )</w:t>
       </w:r>
       <w:r>
         <w:br/>
@@ -3128,7 +3151,7 @@
           <w:sz w:val="18"/>
           <w:u w:val="none"/>
         </w:rPr>
-        <w:t>① is</w:t>
+        <w:t>① that</w:t>
       </w:r>
       <w:r>
         <w:rPr>
@@ -3148,7 +3171,7 @@
           <w:sz w:val="18"/>
           <w:u w:val="none"/>
         </w:rPr>
-        <w:t>② that</w:t>
+        <w:t>② is</w:t>
       </w:r>
       <w:r>
         <w:rPr>
@@ -3168,7 +3191,7 @@
           <w:sz w:val="18"/>
           <w:u w:val="none"/>
         </w:rPr>
-        <w:t>③ we</w:t>
+        <w:t>③ plastic</w:t>
       </w:r>
       <w:r>
         <w:rPr>
@@ -3188,7 +3211,7 @@
           <w:sz w:val="18"/>
           <w:u w:val="none"/>
         </w:rPr>
-        <w:t>④ make</w:t>
+        <w:t>④ never</w:t>
       </w:r>
       <w:r>
         <w:rPr>
@@ -3285,7 +3308,7 @@
           <w:sz w:val="18"/>
           <w:u w:val="none"/>
         </w:rPr>
-        <w:t>그의 목표는 매달 나무 한 그루를 심는 것이다.</w:t>
+        <w:t>그의 소원은 미래에 옛 친구를 만나는 것이다.</w:t>
       </w:r>
       <w:r>
         <w:br/>
@@ -3308,7 +3331,7 @@
           <w:sz w:val="18"/>
           <w:u w:val="none"/>
         </w:rPr>
-        <w:t>( plant / every month / his goal / plants / to / a tree / is )</w:t>
+        <w:t>( meet / his wish / to / in the future / is / meets / his old friend )</w:t>
       </w:r>
       <w:r>
         <w:br/>
@@ -3377,7 +3400,7 @@
           <w:sz w:val="18"/>
           <w:u w:val="none"/>
         </w:rPr>
-        <w:t>③ plant</w:t>
+        <w:t>③ his old friend</w:t>
       </w:r>
       <w:r>
         <w:rPr>
@@ -3397,7 +3420,7 @@
           <w:sz w:val="18"/>
           <w:u w:val="none"/>
         </w:rPr>
-        <w:t>④ a tree</w:t>
+        <w:t>④ meet</w:t>
       </w:r>
       <w:r>
         <w:rPr>
@@ -3417,7 +3440,7 @@
           <w:sz w:val="18"/>
           <w:u w:val="none"/>
         </w:rPr>
-        <w:t>⑤ every month</w:t>
+        <w:t>⑤ in the future</w:t>
       </w:r>
     </w:p>
     <w:p>
@@ -3448,7 +3471,7 @@
           <w:sz w:val="18"/>
           <w:u w:val="none"/>
         </w:rPr>
-        <w:t xml:space="preserve">다음은 Writing 연습 초안이다. 어법상 </w:t>
+        <w:t xml:space="preserve">다음은 Writing 연습 프린트 STEP 3의 예시 문장이다. 어법상 </w:t>
       </w:r>
       <w:r>
         <w:rPr>
@@ -3494,7 +3517,7 @@
           <w:sz w:val="18"/>
           <w:u w:val="none"/>
         </w:rPr>
-        <w:t>① I think that we should reduce food waste. ② First, wasting food is bad for the Earth. ③ My plan is to brings leftovers home. ④ Last week, I learned that small habits can change a lot. ⑤ For these reasons, I believe that we can save the Earth.</w:t>
+        <w:t>① I think that we should save energy at home. ② First, saving energy is good for the Earth. ③ Last winter, I left my room light on all night. ④ I learned that small habits can change a lot. ⑤ I plan to unplugs my phone charger every day.</w:t>
       </w:r>
     </w:p>
     <w:p>
@@ -3677,17 +3700,17 @@
           <w:sz w:val="18"/>
           <w:u w:val="single"/>
         </w:rPr>
-        <w:t>to protect</w:t>
-      </w:r>
-      <w:r>
-        <w:rPr>
-          <w:rFonts w:ascii="맑은 고딕" w:hAnsi="맑은 고딕" w:eastAsia="맑은 고딕"/>
-          <w:b w:val="0"/>
-          <w:i w:val="0"/>
-          <w:sz w:val="18"/>
-          <w:u w:val="none"/>
-        </w:rPr>
-        <w:t xml:space="preserve"> the ocean.</w:t>
+        <w:t>to write</w:t>
+      </w:r>
+      <w:r>
+        <w:rPr>
+          <w:rFonts w:ascii="맑은 고딕" w:hAnsi="맑은 고딕" w:eastAsia="맑은 고딕"/>
+          <w:b w:val="0"/>
+          <w:i w:val="0"/>
+          <w:sz w:val="18"/>
+          <w:u w:val="none"/>
+        </w:rPr>
+        <w:t xml:space="preserve"> a book.</w:t>
       </w:r>
       <w:r>
         <w:br/>
@@ -3700,7 +3723,7 @@
           <w:sz w:val="18"/>
           <w:u w:val="none"/>
         </w:rPr>
-        <w:t xml:space="preserve">ⓑ I need </w:t>
+        <w:t xml:space="preserve">ⓑ Kate wanted </w:t>
       </w:r>
       <w:r>
         <w:rPr>
@@ -3710,17 +3733,17 @@
           <w:sz w:val="18"/>
           <w:u w:val="single"/>
         </w:rPr>
-        <w:t>to bring</w:t>
-      </w:r>
-      <w:r>
-        <w:rPr>
-          <w:rFonts w:ascii="맑은 고딕" w:hAnsi="맑은 고딕" w:eastAsia="맑은 고딕"/>
-          <w:b w:val="0"/>
-          <w:i w:val="0"/>
-          <w:sz w:val="18"/>
-          <w:u w:val="none"/>
-        </w:rPr>
-        <w:t xml:space="preserve"> my own bag.</w:t>
+        <w:t>to write</w:t>
+      </w:r>
+      <w:r>
+        <w:rPr>
+          <w:rFonts w:ascii="맑은 고딕" w:hAnsi="맑은 고딕" w:eastAsia="맑은 고딕"/>
+          <w:b w:val="0"/>
+          <w:i w:val="0"/>
+          <w:sz w:val="18"/>
+          <w:u w:val="none"/>
+        </w:rPr>
+        <w:t xml:space="preserve"> a book.</w:t>
       </w:r>
       <w:r>
         <w:br/>
@@ -3733,7 +3756,7 @@
           <w:sz w:val="18"/>
           <w:u w:val="none"/>
         </w:rPr>
-        <w:t xml:space="preserve">ⓒ Our plan is </w:t>
+        <w:t xml:space="preserve">ⓒ His wish is </w:t>
       </w:r>
       <w:r>
         <w:rPr>
@@ -3743,17 +3766,17 @@
           <w:sz w:val="18"/>
           <w:u w:val="single"/>
         </w:rPr>
-        <w:t>to plant</w:t>
-      </w:r>
-      <w:r>
-        <w:rPr>
-          <w:rFonts w:ascii="맑은 고딕" w:hAnsi="맑은 고딕" w:eastAsia="맑은 고딕"/>
-          <w:b w:val="0"/>
-          <w:i w:val="0"/>
-          <w:sz w:val="18"/>
-          <w:u w:val="none"/>
-        </w:rPr>
-        <w:t xml:space="preserve"> flowers.</w:t>
+        <w:t>to meet</w:t>
+      </w:r>
+      <w:r>
+        <w:rPr>
+          <w:rFonts w:ascii="맑은 고딕" w:hAnsi="맑은 고딕" w:eastAsia="맑은 고딕"/>
+          <w:b w:val="0"/>
+          <w:i w:val="0"/>
+          <w:sz w:val="18"/>
+          <w:u w:val="none"/>
+        </w:rPr>
+        <w:t xml:space="preserve"> his old friend in the future.</w:t>
       </w:r>
       <w:r>
         <w:br/>
@@ -3776,17 +3799,17 @@
           <w:sz w:val="18"/>
           <w:u w:val="single"/>
         </w:rPr>
-        <w:t>To refuse</w:t>
-      </w:r>
-      <w:r>
-        <w:rPr>
-          <w:rFonts w:ascii="맑은 고딕" w:hAnsi="맑은 고딕" w:eastAsia="맑은 고딕"/>
-          <w:b w:val="0"/>
-          <w:i w:val="0"/>
-          <w:sz w:val="18"/>
-          <w:u w:val="none"/>
-        </w:rPr>
-        <w:t xml:space="preserve"> plastic straws is easy.</w:t>
+        <w:t>To stay</w:t>
+      </w:r>
+      <w:r>
+        <w:rPr>
+          <w:rFonts w:ascii="맑은 고딕" w:hAnsi="맑은 고딕" w:eastAsia="맑은 고딕"/>
+          <w:b w:val="0"/>
+          <w:i w:val="0"/>
+          <w:sz w:val="18"/>
+          <w:u w:val="none"/>
+        </w:rPr>
+        <w:t xml:space="preserve"> healthy is important to him.</w:t>
       </w:r>
       <w:r>
         <w:br/>
@@ -3799,7 +3822,7 @@
           <w:sz w:val="18"/>
           <w:u w:val="none"/>
         </w:rPr>
-        <w:t xml:space="preserve">ⓔ His job is </w:t>
+        <w:t xml:space="preserve">ⓔ My plan is </w:t>
       </w:r>
       <w:r>
         <w:rPr>
@@ -3809,17 +3832,17 @@
           <w:sz w:val="18"/>
           <w:u w:val="single"/>
         </w:rPr>
-        <w:t>to teach</w:t>
-      </w:r>
-      <w:r>
-        <w:rPr>
-          <w:rFonts w:ascii="맑은 고딕" w:hAnsi="맑은 고딕" w:eastAsia="맑은 고딕"/>
-          <w:b w:val="0"/>
-          <w:i w:val="0"/>
-          <w:sz w:val="18"/>
-          <w:u w:val="none"/>
-        </w:rPr>
-        <w:t xml:space="preserve"> kids about recycling.</w:t>
+        <w:t>to go</w:t>
+      </w:r>
+      <w:r>
+        <w:rPr>
+          <w:rFonts w:ascii="맑은 고딕" w:hAnsi="맑은 고딕" w:eastAsia="맑은 고딕"/>
+          <w:b w:val="0"/>
+          <w:i w:val="0"/>
+          <w:sz w:val="18"/>
+          <w:u w:val="none"/>
+        </w:rPr>
+        <w:t xml:space="preserve"> hiking this weekend.</w:t>
       </w:r>
     </w:p>
     <w:p>
@@ -3946,7 +3969,7 @@
           <w:sz w:val="18"/>
           <w:u w:val="none"/>
         </w:rPr>
-        <w:t xml:space="preserve">Writing 연습의 문법 조건 3개(접속사 that · to부정사의 명사 역할 · 동명사)를 </w:t>
+        <w:t xml:space="preserve">Writing 연습 프린트 STEP 3의 예시 문장 중 </w:t>
       </w:r>
       <w:r>
         <w:rPr>
@@ -3956,17 +3979,17 @@
           <w:sz w:val="18"/>
           <w:u w:val="none"/>
         </w:rPr>
-        <w:t>모두</w:t>
-      </w:r>
-      <w:r>
-        <w:rPr>
-          <w:rFonts w:ascii="맑은 고딕" w:hAnsi="맑은 고딕" w:eastAsia="맑은 고딕"/>
-          <w:b w:val="0"/>
-          <w:i w:val="0"/>
-          <w:sz w:val="18"/>
-          <w:u w:val="none"/>
-        </w:rPr>
-        <w:t xml:space="preserve"> 사용한 문장은? </w:t>
+        <w:t>to부정사의 명사 역할(~하는 것)</w:t>
+      </w:r>
+      <w:r>
+        <w:rPr>
+          <w:rFonts w:ascii="맑은 고딕" w:hAnsi="맑은 고딕" w:eastAsia="맑은 고딕"/>
+          <w:b w:val="0"/>
+          <w:i w:val="0"/>
+          <w:sz w:val="18"/>
+          <w:u w:val="none"/>
+        </w:rPr>
+        <w:t xml:space="preserve">이 쓰인 것은? </w:t>
       </w:r>
       <w:r>
         <w:rPr>
@@ -3992,7 +4015,7 @@
           <w:sz w:val="18"/>
           <w:u w:val="none"/>
         </w:rPr>
-        <w:t>① I think that recycling is important.</w:t>
+        <w:t>① I think that we should save energy at home.</w:t>
       </w:r>
     </w:p>
     <w:p>
@@ -4008,7 +4031,7 @@
           <w:sz w:val="18"/>
           <w:u w:val="none"/>
         </w:rPr>
-        <w:t>② I believe that my goal is to stop using plastic straws.</w:t>
+        <w:t>② First, saving energy is good for the Earth.</w:t>
       </w:r>
     </w:p>
     <w:p>
@@ -4024,7 +4047,7 @@
           <w:sz w:val="18"/>
           <w:u w:val="none"/>
         </w:rPr>
-        <w:t>③ My plan is to reduce waste.</w:t>
+        <w:t>③ I learned that small habits can change a lot.</w:t>
       </w:r>
     </w:p>
     <w:p>
@@ -4040,7 +4063,7 @@
           <w:sz w:val="18"/>
           <w:u w:val="none"/>
         </w:rPr>
-        <w:t>④ Plogging is good for the Earth.</w:t>
+        <w:t>④ I plan to unplug my phone charger every day.</w:t>
       </w:r>
     </w:p>
     <w:p>
@@ -4056,7 +4079,7 @@
           <w:sz w:val="18"/>
           <w:u w:val="none"/>
         </w:rPr>
-        <w:t>⑤ I want to pick up trash.</w:t>
+        <w:t>⑤ For these reasons, I believe that we can protect the Earth together.</w:t>
       </w:r>
     </w:p>
     <w:p>
@@ -4117,6 +4140,106 @@
           <w:sz w:val="19"/>
           <w:u w:val="none"/>
         </w:rPr>
+        <w:t xml:space="preserve">③   │   </w:t>
+      </w:r>
+      <w:r>
+        <w:rPr>
+          <w:rFonts w:ascii="맑은 고딕" w:hAnsi="맑은 고딕" w:eastAsia="맑은 고딕"/>
+          <w:b/>
+          <w:i w:val="0"/>
+          <w:sz w:val="19"/>
+          <w:u w:val="none"/>
+        </w:rPr>
+        <w:t xml:space="preserve">2 </w:t>
+      </w:r>
+      <w:r>
+        <w:rPr>
+          <w:rFonts w:ascii="맑은 고딕" w:hAnsi="맑은 고딕" w:eastAsia="맑은 고딕"/>
+          <w:b w:val="0"/>
+          <w:i w:val="0"/>
+          <w:sz w:val="19"/>
+          <w:u w:val="none"/>
+        </w:rPr>
+        <w:t xml:space="preserve">⑤   │   </w:t>
+      </w:r>
+      <w:r>
+        <w:rPr>
+          <w:rFonts w:ascii="맑은 고딕" w:hAnsi="맑은 고딕" w:eastAsia="맑은 고딕"/>
+          <w:b/>
+          <w:i w:val="0"/>
+          <w:sz w:val="19"/>
+          <w:u w:val="none"/>
+        </w:rPr>
+        <w:t xml:space="preserve">3 </w:t>
+      </w:r>
+      <w:r>
+        <w:rPr>
+          <w:rFonts w:ascii="맑은 고딕" w:hAnsi="맑은 고딕" w:eastAsia="맑은 고딕"/>
+          <w:b w:val="0"/>
+          <w:i w:val="0"/>
+          <w:sz w:val="19"/>
+          <w:u w:val="none"/>
+        </w:rPr>
+        <w:t xml:space="preserve">②   │   </w:t>
+      </w:r>
+      <w:r>
+        <w:rPr>
+          <w:rFonts w:ascii="맑은 고딕" w:hAnsi="맑은 고딕" w:eastAsia="맑은 고딕"/>
+          <w:b/>
+          <w:i w:val="0"/>
+          <w:sz w:val="19"/>
+          <w:u w:val="none"/>
+        </w:rPr>
+        <w:t xml:space="preserve">4 </w:t>
+      </w:r>
+      <w:r>
+        <w:rPr>
+          <w:rFonts w:ascii="맑은 고딕" w:hAnsi="맑은 고딕" w:eastAsia="맑은 고딕"/>
+          <w:b w:val="0"/>
+          <w:i w:val="0"/>
+          <w:sz w:val="19"/>
+          <w:u w:val="none"/>
+        </w:rPr>
+        <w:t xml:space="preserve">③   │   </w:t>
+      </w:r>
+      <w:r>
+        <w:rPr>
+          <w:rFonts w:ascii="맑은 고딕" w:hAnsi="맑은 고딕" w:eastAsia="맑은 고딕"/>
+          <w:b/>
+          <w:i w:val="0"/>
+          <w:sz w:val="19"/>
+          <w:u w:val="none"/>
+        </w:rPr>
+        <w:t xml:space="preserve">5 </w:t>
+      </w:r>
+      <w:r>
+        <w:rPr>
+          <w:rFonts w:ascii="맑은 고딕" w:hAnsi="맑은 고딕" w:eastAsia="맑은 고딕"/>
+          <w:b w:val="0"/>
+          <w:i w:val="0"/>
+          <w:sz w:val="19"/>
+          <w:u w:val="none"/>
+        </w:rPr>
+        <w:t xml:space="preserve">⑤   │   </w:t>
+      </w:r>
+      <w:r>
+        <w:rPr>
+          <w:rFonts w:ascii="맑은 고딕" w:hAnsi="맑은 고딕" w:eastAsia="맑은 고딕"/>
+          <w:b/>
+          <w:i w:val="0"/>
+          <w:sz w:val="19"/>
+          <w:u w:val="none"/>
+        </w:rPr>
+        <w:t xml:space="preserve">6 </w:t>
+      </w:r>
+      <w:r>
+        <w:rPr>
+          <w:rFonts w:ascii="맑은 고딕" w:hAnsi="맑은 고딕" w:eastAsia="맑은 고딕"/>
+          <w:b w:val="0"/>
+          <w:i w:val="0"/>
+          <w:sz w:val="19"/>
+          <w:u w:val="none"/>
+        </w:rPr>
         <w:t xml:space="preserve">④   │   </w:t>
       </w:r>
       <w:r>
@@ -4127,7 +4250,7 @@
           <w:sz w:val="19"/>
           <w:u w:val="none"/>
         </w:rPr>
-        <w:t xml:space="preserve">2 </w:t>
+        <w:t xml:space="preserve">7 </w:t>
       </w:r>
       <w:r>
         <w:rPr>
@@ -4137,6 +4260,66 @@
           <w:sz w:val="19"/>
           <w:u w:val="none"/>
         </w:rPr>
+        <w:t xml:space="preserve">①   │   </w:t>
+      </w:r>
+      <w:r>
+        <w:rPr>
+          <w:rFonts w:ascii="맑은 고딕" w:hAnsi="맑은 고딕" w:eastAsia="맑은 고딕"/>
+          <w:b/>
+          <w:i w:val="0"/>
+          <w:sz w:val="19"/>
+          <w:u w:val="none"/>
+        </w:rPr>
+        <w:t xml:space="preserve">8 </w:t>
+      </w:r>
+      <w:r>
+        <w:rPr>
+          <w:rFonts w:ascii="맑은 고딕" w:hAnsi="맑은 고딕" w:eastAsia="맑은 고딕"/>
+          <w:b w:val="0"/>
+          <w:i w:val="0"/>
+          <w:sz w:val="19"/>
+          <w:u w:val="none"/>
+        </w:rPr>
+        <w:t xml:space="preserve">②   │   </w:t>
+      </w:r>
+      <w:r>
+        <w:rPr>
+          <w:rFonts w:ascii="맑은 고딕" w:hAnsi="맑은 고딕" w:eastAsia="맑은 고딕"/>
+          <w:b/>
+          <w:i w:val="0"/>
+          <w:sz w:val="19"/>
+          <w:u w:val="none"/>
+        </w:rPr>
+        <w:t xml:space="preserve">9 </w:t>
+      </w:r>
+      <w:r>
+        <w:rPr>
+          <w:rFonts w:ascii="맑은 고딕" w:hAnsi="맑은 고딕" w:eastAsia="맑은 고딕"/>
+          <w:b w:val="0"/>
+          <w:i w:val="0"/>
+          <w:sz w:val="19"/>
+          <w:u w:val="none"/>
+        </w:rPr>
+        <w:t xml:space="preserve">④   │   </w:t>
+      </w:r>
+      <w:r>
+        <w:rPr>
+          <w:rFonts w:ascii="맑은 고딕" w:hAnsi="맑은 고딕" w:eastAsia="맑은 고딕"/>
+          <w:b/>
+          <w:i w:val="0"/>
+          <w:sz w:val="19"/>
+          <w:u w:val="none"/>
+        </w:rPr>
+        <w:t xml:space="preserve">10 </w:t>
+      </w:r>
+      <w:r>
+        <w:rPr>
+          <w:rFonts w:ascii="맑은 고딕" w:hAnsi="맑은 고딕" w:eastAsia="맑은 고딕"/>
+          <w:b w:val="0"/>
+          <w:i w:val="0"/>
+          <w:sz w:val="19"/>
+          <w:u w:val="none"/>
+        </w:rPr>
         <w:t xml:space="preserve">⑤   │   </w:t>
       </w:r>
       <w:r>
@@ -4147,7 +4330,7 @@
           <w:sz w:val="19"/>
           <w:u w:val="none"/>
         </w:rPr>
-        <w:t xml:space="preserve">3 </w:t>
+        <w:t xml:space="preserve">11 </w:t>
       </w:r>
       <w:r>
         <w:rPr>
@@ -4157,6 +4340,26 @@
           <w:sz w:val="19"/>
           <w:u w:val="none"/>
         </w:rPr>
+        <w:t xml:space="preserve">②   │   </w:t>
+      </w:r>
+      <w:r>
+        <w:rPr>
+          <w:rFonts w:ascii="맑은 고딕" w:hAnsi="맑은 고딕" w:eastAsia="맑은 고딕"/>
+          <w:b/>
+          <w:i w:val="0"/>
+          <w:sz w:val="19"/>
+          <w:u w:val="none"/>
+        </w:rPr>
+        <w:t xml:space="preserve">12 </w:t>
+      </w:r>
+      <w:r>
+        <w:rPr>
+          <w:rFonts w:ascii="맑은 고딕" w:hAnsi="맑은 고딕" w:eastAsia="맑은 고딕"/>
+          <w:b w:val="0"/>
+          <w:i w:val="0"/>
+          <w:sz w:val="19"/>
+          <w:u w:val="none"/>
+        </w:rPr>
         <w:t xml:space="preserve">①   │   </w:t>
       </w:r>
       <w:r>
@@ -4167,7 +4370,7 @@
           <w:sz w:val="19"/>
           <w:u w:val="none"/>
         </w:rPr>
-        <w:t xml:space="preserve">4 </w:t>
+        <w:t xml:space="preserve">13 </w:t>
       </w:r>
       <w:r>
         <w:rPr>
@@ -4177,6 +4380,26 @@
           <w:sz w:val="19"/>
           <w:u w:val="none"/>
         </w:rPr>
+        <w:t xml:space="preserve">①   │   </w:t>
+      </w:r>
+      <w:r>
+        <w:rPr>
+          <w:rFonts w:ascii="맑은 고딕" w:hAnsi="맑은 고딕" w:eastAsia="맑은 고딕"/>
+          <w:b/>
+          <w:i w:val="0"/>
+          <w:sz w:val="19"/>
+          <w:u w:val="none"/>
+        </w:rPr>
+        <w:t xml:space="preserve">14 </w:t>
+      </w:r>
+      <w:r>
+        <w:rPr>
+          <w:rFonts w:ascii="맑은 고딕" w:hAnsi="맑은 고딕" w:eastAsia="맑은 고딕"/>
+          <w:b w:val="0"/>
+          <w:i w:val="0"/>
+          <w:sz w:val="19"/>
+          <w:u w:val="none"/>
+        </w:rPr>
         <w:t xml:space="preserve">③   │   </w:t>
       </w:r>
       <w:r>
@@ -4187,7 +4410,7 @@
           <w:sz w:val="19"/>
           <w:u w:val="none"/>
         </w:rPr>
-        <w:t xml:space="preserve">5 </w:t>
+        <w:t xml:space="preserve">15 </w:t>
       </w:r>
       <w:r>
         <w:rPr>
@@ -4197,6 +4420,26 @@
           <w:sz w:val="19"/>
           <w:u w:val="none"/>
         </w:rPr>
+        <w:t xml:space="preserve">②   │   </w:t>
+      </w:r>
+      <w:r>
+        <w:rPr>
+          <w:rFonts w:ascii="맑은 고딕" w:hAnsi="맑은 고딕" w:eastAsia="맑은 고딕"/>
+          <w:b/>
+          <w:i w:val="0"/>
+          <w:sz w:val="19"/>
+          <w:u w:val="none"/>
+        </w:rPr>
+        <w:t xml:space="preserve">16 </w:t>
+      </w:r>
+      <w:r>
+        <w:rPr>
+          <w:rFonts w:ascii="맑은 고딕" w:hAnsi="맑은 고딕" w:eastAsia="맑은 고딕"/>
+          <w:b w:val="0"/>
+          <w:i w:val="0"/>
+          <w:sz w:val="19"/>
+          <w:u w:val="none"/>
+        </w:rPr>
         <w:t xml:space="preserve">①   │   </w:t>
       </w:r>
       <w:r>
@@ -4207,7 +4450,7 @@
           <w:sz w:val="19"/>
           <w:u w:val="none"/>
         </w:rPr>
-        <w:t xml:space="preserve">6 </w:t>
+        <w:t xml:space="preserve">17 </w:t>
       </w:r>
       <w:r>
         <w:rPr>
@@ -4217,6 +4460,26 @@
           <w:sz w:val="19"/>
           <w:u w:val="none"/>
         </w:rPr>
+        <w:t xml:space="preserve">④   │   </w:t>
+      </w:r>
+      <w:r>
+        <w:rPr>
+          <w:rFonts w:ascii="맑은 고딕" w:hAnsi="맑은 고딕" w:eastAsia="맑은 고딕"/>
+          <w:b/>
+          <w:i w:val="0"/>
+          <w:sz w:val="19"/>
+          <w:u w:val="none"/>
+        </w:rPr>
+        <w:t xml:space="preserve">18 </w:t>
+      </w:r>
+      <w:r>
+        <w:rPr>
+          <w:rFonts w:ascii="맑은 고딕" w:hAnsi="맑은 고딕" w:eastAsia="맑은 고딕"/>
+          <w:b w:val="0"/>
+          <w:i w:val="0"/>
+          <w:sz w:val="19"/>
+          <w:u w:val="none"/>
+        </w:rPr>
         <w:t xml:space="preserve">⑤   │   </w:t>
       </w:r>
       <w:r>
@@ -4227,7 +4490,7 @@
           <w:sz w:val="19"/>
           <w:u w:val="none"/>
         </w:rPr>
-        <w:t xml:space="preserve">7 </w:t>
+        <w:t xml:space="preserve">19 </w:t>
       </w:r>
       <w:r>
         <w:rPr>
@@ -4237,7 +4500,7 @@
           <w:sz w:val="19"/>
           <w:u w:val="none"/>
         </w:rPr>
-        <w:t xml:space="preserve">①   │   </w:t>
+        <w:t xml:space="preserve">③   │   </w:t>
       </w:r>
       <w:r>
         <w:rPr>
@@ -4247,7 +4510,7 @@
           <w:sz w:val="19"/>
           <w:u w:val="none"/>
         </w:rPr>
-        <w:t xml:space="preserve">8 </w:t>
+        <w:t xml:space="preserve">20 </w:t>
       </w:r>
       <w:r>
         <w:rPr>
@@ -4257,247 +4520,7 @@
           <w:sz w:val="19"/>
           <w:u w:val="none"/>
         </w:rPr>
-        <w:t xml:space="preserve">②   │   </w:t>
-      </w:r>
-      <w:r>
-        <w:rPr>
-          <w:rFonts w:ascii="맑은 고딕" w:hAnsi="맑은 고딕" w:eastAsia="맑은 고딕"/>
-          <w:b/>
-          <w:i w:val="0"/>
-          <w:sz w:val="19"/>
-          <w:u w:val="none"/>
-        </w:rPr>
-        <w:t xml:space="preserve">9 </w:t>
-      </w:r>
-      <w:r>
-        <w:rPr>
-          <w:rFonts w:ascii="맑은 고딕" w:hAnsi="맑은 고딕" w:eastAsia="맑은 고딕"/>
-          <w:b w:val="0"/>
-          <w:i w:val="0"/>
-          <w:sz w:val="19"/>
-          <w:u w:val="none"/>
-        </w:rPr>
-        <w:t xml:space="preserve">④   │   </w:t>
-      </w:r>
-      <w:r>
-        <w:rPr>
-          <w:rFonts w:ascii="맑은 고딕" w:hAnsi="맑은 고딕" w:eastAsia="맑은 고딕"/>
-          <w:b/>
-          <w:i w:val="0"/>
-          <w:sz w:val="19"/>
-          <w:u w:val="none"/>
-        </w:rPr>
-        <w:t xml:space="preserve">10 </w:t>
-      </w:r>
-      <w:r>
-        <w:rPr>
-          <w:rFonts w:ascii="맑은 고딕" w:hAnsi="맑은 고딕" w:eastAsia="맑은 고딕"/>
-          <w:b w:val="0"/>
-          <w:i w:val="0"/>
-          <w:sz w:val="19"/>
-          <w:u w:val="none"/>
-        </w:rPr>
-        <w:t xml:space="preserve">②   │   </w:t>
-      </w:r>
-      <w:r>
-        <w:rPr>
-          <w:rFonts w:ascii="맑은 고딕" w:hAnsi="맑은 고딕" w:eastAsia="맑은 고딕"/>
-          <w:b/>
-          <w:i w:val="0"/>
-          <w:sz w:val="19"/>
-          <w:u w:val="none"/>
-        </w:rPr>
-        <w:t xml:space="preserve">11 </w:t>
-      </w:r>
-      <w:r>
-        <w:rPr>
-          <w:rFonts w:ascii="맑은 고딕" w:hAnsi="맑은 고딕" w:eastAsia="맑은 고딕"/>
-          <w:b w:val="0"/>
-          <w:i w:val="0"/>
-          <w:sz w:val="19"/>
-          <w:u w:val="none"/>
-        </w:rPr>
-        <w:t xml:space="preserve">④   │   </w:t>
-      </w:r>
-      <w:r>
-        <w:rPr>
-          <w:rFonts w:ascii="맑은 고딕" w:hAnsi="맑은 고딕" w:eastAsia="맑은 고딕"/>
-          <w:b/>
-          <w:i w:val="0"/>
-          <w:sz w:val="19"/>
-          <w:u w:val="none"/>
-        </w:rPr>
-        <w:t xml:space="preserve">12 </w:t>
-      </w:r>
-      <w:r>
-        <w:rPr>
-          <w:rFonts w:ascii="맑은 고딕" w:hAnsi="맑은 고딕" w:eastAsia="맑은 고딕"/>
-          <w:b w:val="0"/>
-          <w:i w:val="0"/>
-          <w:sz w:val="19"/>
-          <w:u w:val="none"/>
-        </w:rPr>
-        <w:t xml:space="preserve">①   │   </w:t>
-      </w:r>
-      <w:r>
-        <w:rPr>
-          <w:rFonts w:ascii="맑은 고딕" w:hAnsi="맑은 고딕" w:eastAsia="맑은 고딕"/>
-          <w:b/>
-          <w:i w:val="0"/>
-          <w:sz w:val="19"/>
-          <w:u w:val="none"/>
-        </w:rPr>
-        <w:t xml:space="preserve">13 </w:t>
-      </w:r>
-      <w:r>
-        <w:rPr>
-          <w:rFonts w:ascii="맑은 고딕" w:hAnsi="맑은 고딕" w:eastAsia="맑은 고딕"/>
-          <w:b w:val="0"/>
-          <w:i w:val="0"/>
-          <w:sz w:val="19"/>
-          <w:u w:val="none"/>
-        </w:rPr>
-        <w:t xml:space="preserve">⑤   │   </w:t>
-      </w:r>
-      <w:r>
-        <w:rPr>
-          <w:rFonts w:ascii="맑은 고딕" w:hAnsi="맑은 고딕" w:eastAsia="맑은 고딕"/>
-          <w:b/>
-          <w:i w:val="0"/>
-          <w:sz w:val="19"/>
-          <w:u w:val="none"/>
-        </w:rPr>
-        <w:t xml:space="preserve">14 </w:t>
-      </w:r>
-      <w:r>
-        <w:rPr>
-          <w:rFonts w:ascii="맑은 고딕" w:hAnsi="맑은 고딕" w:eastAsia="맑은 고딕"/>
-          <w:b w:val="0"/>
-          <w:i w:val="0"/>
-          <w:sz w:val="19"/>
-          <w:u w:val="none"/>
-        </w:rPr>
-        <w:t xml:space="preserve">③   │   </w:t>
-      </w:r>
-      <w:r>
-        <w:rPr>
-          <w:rFonts w:ascii="맑은 고딕" w:hAnsi="맑은 고딕" w:eastAsia="맑은 고딕"/>
-          <w:b/>
-          <w:i w:val="0"/>
-          <w:sz w:val="19"/>
-          <w:u w:val="none"/>
-        </w:rPr>
-        <w:t xml:space="preserve">15 </w:t>
-      </w:r>
-      <w:r>
-        <w:rPr>
-          <w:rFonts w:ascii="맑은 고딕" w:hAnsi="맑은 고딕" w:eastAsia="맑은 고딕"/>
-          <w:b w:val="0"/>
-          <w:i w:val="0"/>
-          <w:sz w:val="19"/>
-          <w:u w:val="none"/>
-        </w:rPr>
-        <w:t xml:space="preserve">④   │   </w:t>
-      </w:r>
-      <w:r>
-        <w:rPr>
-          <w:rFonts w:ascii="맑은 고딕" w:hAnsi="맑은 고딕" w:eastAsia="맑은 고딕"/>
-          <w:b/>
-          <w:i w:val="0"/>
-          <w:sz w:val="19"/>
-          <w:u w:val="none"/>
-        </w:rPr>
-        <w:t xml:space="preserve">16 </w:t>
-      </w:r>
-      <w:r>
-        <w:rPr>
-          <w:rFonts w:ascii="맑은 고딕" w:hAnsi="맑은 고딕" w:eastAsia="맑은 고딕"/>
-          <w:b w:val="0"/>
-          <w:i w:val="0"/>
-          <w:sz w:val="19"/>
-          <w:u w:val="none"/>
-        </w:rPr>
-        <w:t xml:space="preserve">②   │   </w:t>
-      </w:r>
-      <w:r>
-        <w:rPr>
-          <w:rFonts w:ascii="맑은 고딕" w:hAnsi="맑은 고딕" w:eastAsia="맑은 고딕"/>
-          <w:b/>
-          <w:i w:val="0"/>
-          <w:sz w:val="19"/>
-          <w:u w:val="none"/>
-        </w:rPr>
-        <w:t xml:space="preserve">17 </w:t>
-      </w:r>
-      <w:r>
-        <w:rPr>
-          <w:rFonts w:ascii="맑은 고딕" w:hAnsi="맑은 고딕" w:eastAsia="맑은 고딕"/>
-          <w:b w:val="0"/>
-          <w:i w:val="0"/>
-          <w:sz w:val="19"/>
-          <w:u w:val="none"/>
-        </w:rPr>
-        <w:t xml:space="preserve">③   │   </w:t>
-      </w:r>
-      <w:r>
-        <w:rPr>
-          <w:rFonts w:ascii="맑은 고딕" w:hAnsi="맑은 고딕" w:eastAsia="맑은 고딕"/>
-          <w:b/>
-          <w:i w:val="0"/>
-          <w:sz w:val="19"/>
-          <w:u w:val="none"/>
-        </w:rPr>
-        <w:t xml:space="preserve">18 </w:t>
-      </w:r>
-      <w:r>
-        <w:rPr>
-          <w:rFonts w:ascii="맑은 고딕" w:hAnsi="맑은 고딕" w:eastAsia="맑은 고딕"/>
-          <w:b w:val="0"/>
-          <w:i w:val="0"/>
-          <w:sz w:val="19"/>
-          <w:u w:val="none"/>
-        </w:rPr>
-        <w:t xml:space="preserve">③   │   </w:t>
-      </w:r>
-      <w:r>
-        <w:rPr>
-          <w:rFonts w:ascii="맑은 고딕" w:hAnsi="맑은 고딕" w:eastAsia="맑은 고딕"/>
-          <w:b/>
-          <w:i w:val="0"/>
-          <w:sz w:val="19"/>
-          <w:u w:val="none"/>
-        </w:rPr>
-        <w:t xml:space="preserve">19 </w:t>
-      </w:r>
-      <w:r>
-        <w:rPr>
-          <w:rFonts w:ascii="맑은 고딕" w:hAnsi="맑은 고딕" w:eastAsia="맑은 고딕"/>
-          <w:b w:val="0"/>
-          <w:i w:val="0"/>
-          <w:sz w:val="19"/>
-          <w:u w:val="none"/>
-        </w:rPr>
-        <w:t xml:space="preserve">③   │   </w:t>
-      </w:r>
-      <w:r>
-        <w:rPr>
-          <w:rFonts w:ascii="맑은 고딕" w:hAnsi="맑은 고딕" w:eastAsia="맑은 고딕"/>
-          <w:b/>
-          <w:i w:val="0"/>
-          <w:sz w:val="19"/>
-          <w:u w:val="none"/>
-        </w:rPr>
-        <w:t xml:space="preserve">20 </w:t>
-      </w:r>
-      <w:r>
-        <w:rPr>
-          <w:rFonts w:ascii="맑은 고딕" w:hAnsi="맑은 고딕" w:eastAsia="맑은 고딕"/>
-          <w:b w:val="0"/>
-          <w:i w:val="0"/>
-          <w:sz w:val="19"/>
-          <w:u w:val="none"/>
-        </w:rPr>
-        <w:t>②</w:t>
+        <w:t>④</w:t>
       </w:r>
     </w:p>
     <w:sectPr>
